--- a/docs/검증결과_리포트.docx
+++ b/docs/검증결과_리포트.docx
@@ -1665,6 +1665,950 @@
           <w:color w:val="0E4F4F"/>
           <w:sz w:val="30"/>
         </w:rPr>
+        <w:t>§2.6 종합 위험도 4단계 — "어떻게 답하면 어떤 등급인지"</w:t>
+      </w:r>
+    </w:p>
+    <w:p>
+      <w:r>
+        <w:rPr>
+          <w:rFonts w:ascii="맑은 고딕" w:hAnsi="맑은 고딕" w:eastAsia="맑은 고딕"/>
+          <w:b w:val="0"/>
+        </w:rPr>
+        <w:t xml:space="preserve">개별 발화 점수(0/1/2)가 기간 누적되어 </w:t>
+      </w:r>
+      <w:r>
+        <w:rPr>
+          <w:rFonts w:ascii="맑은 고딕" w:hAnsi="맑은 고딕" w:eastAsia="맑은 고딕"/>
+          <w:b/>
+        </w:rPr>
+        <w:t>가중 평균(overallAvg)</w:t>
+      </w:r>
+      <w:r>
+        <w:rPr>
+          <w:rFonts w:ascii="맑은 고딕" w:hAnsi="맑은 고딕" w:eastAsia="맑은 고딕"/>
+          <w:b w:val="0"/>
+        </w:rPr>
+        <w:t xml:space="preserve"> 으로 4단계 등급이 정해진다. (</w:t>
+      </w:r>
+      <w:r>
+        <w:rPr>
+          <w:rFonts w:ascii="Consolas" w:hAnsi="Consolas" w:eastAsia="맑은 고딕"/>
+          <w:b w:val="0"/>
+          <w:color w:val="B03030"/>
+          <w:sz w:val="20"/>
+        </w:rPr>
+        <w:t>lib/health/severity.ts</w:t>
+      </w:r>
+      <w:r>
+        <w:rPr>
+          <w:rFonts w:ascii="맑은 고딕" w:hAnsi="맑은 고딕" w:eastAsia="맑은 고딕"/>
+          <w:b w:val="0"/>
+        </w:rPr>
+        <w:t>, summary API)</w:t>
+      </w:r>
+    </w:p>
+    <w:p>
+      <w:pPr>
+        <w:pStyle w:val="Heading3"/>
+      </w:pPr>
+      <w:r>
+        <w:rPr>
+          <w:rFonts w:ascii="맑은 고딕" w:hAnsi="맑은 고딕" w:eastAsia="맑은 고딕"/>
+          <w:b/>
+          <w:color w:val="0E4F4F"/>
+          <w:sz w:val="25"/>
+        </w:rPr>
+        <w:t>판정 기준</w:t>
+      </w:r>
+    </w:p>
+    <w:tbl>
+      <w:tblPr>
+        <w:tblStyle w:val="LightGrid-Accent1"/>
+        <w:tblW w:type="auto" w:w="0"/>
+        <w:tblLook w:firstColumn="1" w:firstRow="1" w:lastColumn="0" w:lastRow="0" w:noHBand="0" w:noVBand="1" w:val="04A0"/>
+      </w:tblPr>
+      <w:tblGrid>
+        <w:gridCol w:w="2160"/>
+        <w:gridCol w:w="2160"/>
+        <w:gridCol w:w="2160"/>
+        <w:gridCol w:w="2160"/>
+      </w:tblGrid>
+      <w:tr>
+        <w:tc>
+          <w:tcPr>
+            <w:tcW w:type="dxa" w:w="2160"/>
+            <w:shd w:val="clear" w:color="auto" w:fill="0E4F4F"/>
+          </w:tcPr>
+          <w:p>
+            <w:r/>
+            <w:r>
+              <w:rPr>
+                <w:rFonts w:ascii="맑은 고딕" w:hAnsi="맑은 고딕" w:eastAsia="맑은 고딕"/>
+                <w:b/>
+                <w:color w:val="FFFFFF"/>
+                <w:sz w:val="19"/>
+              </w:rPr>
+              <w:t>등급</w:t>
+            </w:r>
+          </w:p>
+        </w:tc>
+        <w:tc>
+          <w:tcPr>
+            <w:tcW w:type="dxa" w:w="2160"/>
+            <w:shd w:val="clear" w:color="auto" w:fill="0E4F4F"/>
+          </w:tcPr>
+          <w:p>
+            <w:r/>
+            <w:r>
+              <w:rPr>
+                <w:rFonts w:ascii="맑은 고딕" w:hAnsi="맑은 고딕" w:eastAsia="맑은 고딕"/>
+                <w:b/>
+                <w:color w:val="FFFFFF"/>
+                <w:sz w:val="19"/>
+              </w:rPr>
+              <w:t>overallAvg</w:t>
+            </w:r>
+          </w:p>
+        </w:tc>
+        <w:tc>
+          <w:tcPr>
+            <w:tcW w:type="dxa" w:w="2160"/>
+            <w:shd w:val="clear" w:color="auto" w:fill="0E4F4F"/>
+          </w:tcPr>
+          <w:p>
+            <w:r/>
+            <w:r>
+              <w:rPr>
+                <w:rFonts w:ascii="맑은 고딕" w:hAnsi="맑은 고딕" w:eastAsia="맑은 고딕"/>
+                <w:b/>
+                <w:color w:val="FFFFFF"/>
+                <w:sz w:val="19"/>
+              </w:rPr>
+              <w:t>보호자 안내</w:t>
+            </w:r>
+          </w:p>
+        </w:tc>
+        <w:tc>
+          <w:tcPr>
+            <w:tcW w:type="dxa" w:w="2160"/>
+            <w:shd w:val="clear" w:color="auto" w:fill="0E4F4F"/>
+          </w:tcPr>
+          <w:p>
+            <w:r/>
+            <w:r>
+              <w:rPr>
+                <w:rFonts w:ascii="맑은 고딕" w:hAnsi="맑은 고딕" w:eastAsia="맑은 고딕"/>
+                <w:b/>
+                <w:color w:val="FFFFFF"/>
+                <w:sz w:val="19"/>
+              </w:rPr>
+              <w:t>어떤 답변이 모이면 이 등급인가</w:t>
+            </w:r>
+          </w:p>
+        </w:tc>
+      </w:tr>
+      <w:tr>
+        <w:tc>
+          <w:tcPr>
+            <w:tcW w:type="dxa" w:w="2160"/>
+          </w:tcPr>
+          <w:p>
+            <w:r/>
+            <w:r>
+              <w:rPr>
+                <w:rFonts w:ascii="맑은 고딕" w:hAnsi="맑은 고딕" w:eastAsia="맑은 고딕"/>
+                <w:b w:val="0"/>
+                <w:sz w:val="19"/>
+              </w:rPr>
+              <w:t xml:space="preserve">🟢 </w:t>
+            </w:r>
+            <w:r>
+              <w:rPr>
+                <w:rFonts w:ascii="맑은 고딕" w:hAnsi="맑은 고딕" w:eastAsia="맑은 고딕"/>
+                <w:b/>
+                <w:sz w:val="19"/>
+              </w:rPr>
+              <w:t>정상</w:t>
+            </w:r>
+          </w:p>
+        </w:tc>
+        <w:tc>
+          <w:tcPr>
+            <w:tcW w:type="dxa" w:w="2160"/>
+          </w:tcPr>
+          <w:p>
+            <w:r/>
+            <w:r>
+              <w:rPr>
+                <w:rFonts w:ascii="Consolas" w:hAnsi="Consolas" w:eastAsia="맑은 고딕"/>
+                <w:b w:val="0"/>
+                <w:color w:val="B03030"/>
+                <w:sz w:val="18"/>
+              </w:rPr>
+              <w:t>&lt; 0.3</w:t>
+            </w:r>
+          </w:p>
+        </w:tc>
+        <w:tc>
+          <w:tcPr>
+            <w:tcW w:type="dxa" w:w="2160"/>
+          </w:tcPr>
+          <w:p>
+            <w:r/>
+            <w:r>
+              <w:rPr>
+                <w:rFonts w:ascii="맑은 고딕" w:hAnsi="맑은 고딕" w:eastAsia="맑은 고딕"/>
+                <w:b w:val="0"/>
+                <w:sz w:val="19"/>
+              </w:rPr>
+              <w:t>"정상 범위"</w:t>
+            </w:r>
+          </w:p>
+        </w:tc>
+        <w:tc>
+          <w:tcPr>
+            <w:tcW w:type="dxa" w:w="2160"/>
+          </w:tcPr>
+          <w:p>
+            <w:r/>
+            <w:r>
+              <w:rPr>
+                <w:rFonts w:ascii="맑은 고딕" w:hAnsi="맑은 고딕" w:eastAsia="맑은 고딕"/>
+                <w:b w:val="0"/>
+                <w:sz w:val="19"/>
+              </w:rPr>
+              <w:t>인지 질문에 대부분 정확히 답(날짜 맞춤·단어 3개 회상·100-7=93·지갑→경찰서)</w:t>
+            </w:r>
+          </w:p>
+        </w:tc>
+      </w:tr>
+      <w:tr>
+        <w:tc>
+          <w:tcPr>
+            <w:tcW w:type="dxa" w:w="2160"/>
+          </w:tcPr>
+          <w:p>
+            <w:r/>
+            <w:r>
+              <w:rPr>
+                <w:rFonts w:ascii="맑은 고딕" w:hAnsi="맑은 고딕" w:eastAsia="맑은 고딕"/>
+                <w:b w:val="0"/>
+                <w:sz w:val="19"/>
+              </w:rPr>
+              <w:t xml:space="preserve">🟡 </w:t>
+            </w:r>
+            <w:r>
+              <w:rPr>
+                <w:rFonts w:ascii="맑은 고딕" w:hAnsi="맑은 고딕" w:eastAsia="맑은 고딕"/>
+                <w:b/>
+                <w:sz w:val="19"/>
+              </w:rPr>
+              <w:t>경증</w:t>
+            </w:r>
+          </w:p>
+        </w:tc>
+        <w:tc>
+          <w:tcPr>
+            <w:tcW w:type="dxa" w:w="2160"/>
+          </w:tcPr>
+          <w:p>
+            <w:r/>
+            <w:r>
+              <w:rPr>
+                <w:rFonts w:ascii="Consolas" w:hAnsi="Consolas" w:eastAsia="맑은 고딕"/>
+                <w:b w:val="0"/>
+                <w:color w:val="B03030"/>
+                <w:sz w:val="18"/>
+              </w:rPr>
+              <w:t>0.3 ~ 0.8</w:t>
+            </w:r>
+          </w:p>
+        </w:tc>
+        <w:tc>
+          <w:tcPr>
+            <w:tcW w:type="dxa" w:w="2160"/>
+          </w:tcPr>
+          <w:p>
+            <w:r/>
+            <w:r>
+              <w:rPr>
+                <w:rFonts w:ascii="맑은 고딕" w:hAnsi="맑은 고딕" w:eastAsia="맑은 고딕"/>
+                <w:b w:val="0"/>
+                <w:sz w:val="19"/>
+              </w:rPr>
+              <w:t>"경미한 변화, 모니터링 권장"</w:t>
+            </w:r>
+          </w:p>
+        </w:tc>
+        <w:tc>
+          <w:tcPr>
+            <w:tcW w:type="dxa" w:w="2160"/>
+          </w:tcPr>
+          <w:p>
+            <w:r/>
+            <w:r>
+              <w:rPr>
+                <w:rFonts w:ascii="맑은 고딕" w:hAnsi="맑은 고딕" w:eastAsia="맑은 고딕"/>
+                <w:b w:val="0"/>
+                <w:sz w:val="19"/>
+              </w:rPr>
+              <w:t>경계 답이 드문드문(단어 2/3·동물 6개·회상hedge 동반 시간/장소·100-7 1회오류) + 정상 다수</w:t>
+            </w:r>
+          </w:p>
+        </w:tc>
+      </w:tr>
+      <w:tr>
+        <w:tc>
+          <w:tcPr>
+            <w:tcW w:type="dxa" w:w="2160"/>
+          </w:tcPr>
+          <w:p>
+            <w:r/>
+            <w:r>
+              <w:rPr>
+                <w:rFonts w:ascii="맑은 고딕" w:hAnsi="맑은 고딕" w:eastAsia="맑은 고딕"/>
+                <w:b w:val="0"/>
+                <w:sz w:val="19"/>
+              </w:rPr>
+              <w:t xml:space="preserve">🟠 </w:t>
+            </w:r>
+            <w:r>
+              <w:rPr>
+                <w:rFonts w:ascii="맑은 고딕" w:hAnsi="맑은 고딕" w:eastAsia="맑은 고딕"/>
+                <w:b/>
+                <w:sz w:val="19"/>
+              </w:rPr>
+              <w:t>중증</w:t>
+            </w:r>
+          </w:p>
+        </w:tc>
+        <w:tc>
+          <w:tcPr>
+            <w:tcW w:type="dxa" w:w="2160"/>
+          </w:tcPr>
+          <w:p>
+            <w:r/>
+            <w:r>
+              <w:rPr>
+                <w:rFonts w:ascii="Consolas" w:hAnsi="Consolas" w:eastAsia="맑은 고딕"/>
+                <w:b w:val="0"/>
+                <w:color w:val="B03030"/>
+                <w:sz w:val="18"/>
+              </w:rPr>
+              <w:t>0.8 ~ 1.5</w:t>
+            </w:r>
+          </w:p>
+        </w:tc>
+        <w:tc>
+          <w:tcPr>
+            <w:tcW w:type="dxa" w:w="2160"/>
+          </w:tcPr>
+          <w:p>
+            <w:r/>
+            <w:r>
+              <w:rPr>
+                <w:rFonts w:ascii="맑은 고딕" w:hAnsi="맑은 고딕" w:eastAsia="맑은 고딕"/>
+                <w:b w:val="0"/>
+                <w:sz w:val="19"/>
+              </w:rPr>
+              <w:t>"인지 저하 가능성, 전문의 상담"</w:t>
+            </w:r>
+          </w:p>
+        </w:tc>
+        <w:tc>
+          <w:tcPr>
+            <w:tcW w:type="dxa" w:w="2160"/>
+          </w:tcPr>
+          <w:p>
+            <w:r/>
+            <w:r>
+              <w:rPr>
+                <w:rFonts w:ascii="맑은 고딕" w:hAnsi="맑은 고딕" w:eastAsia="맑은 고딕"/>
+                <w:b w:val="0"/>
+                <w:sz w:val="19"/>
+              </w:rPr>
+              <w:t>여러 영역에서 주의(틀린 날짜/장소·회상 실패·계산 오류) 답이 섞임</w:t>
+            </w:r>
+          </w:p>
+        </w:tc>
+      </w:tr>
+      <w:tr>
+        <w:tc>
+          <w:tcPr>
+            <w:tcW w:type="dxa" w:w="2160"/>
+          </w:tcPr>
+          <w:p>
+            <w:r/>
+            <w:r>
+              <w:rPr>
+                <w:rFonts w:ascii="맑은 고딕" w:hAnsi="맑은 고딕" w:eastAsia="맑은 고딕"/>
+                <w:b w:val="0"/>
+                <w:sz w:val="19"/>
+              </w:rPr>
+              <w:t xml:space="preserve">🔴 </w:t>
+            </w:r>
+            <w:r>
+              <w:rPr>
+                <w:rFonts w:ascii="맑은 고딕" w:hAnsi="맑은 고딕" w:eastAsia="맑은 고딕"/>
+                <w:b/>
+                <w:sz w:val="19"/>
+              </w:rPr>
+              <w:t>고위험</w:t>
+            </w:r>
+          </w:p>
+        </w:tc>
+        <w:tc>
+          <w:tcPr>
+            <w:tcW w:type="dxa" w:w="2160"/>
+          </w:tcPr>
+          <w:p>
+            <w:r/>
+            <w:r>
+              <w:rPr>
+                <w:rFonts w:ascii="Consolas" w:hAnsi="Consolas" w:eastAsia="맑은 고딕"/>
+                <w:b w:val="0"/>
+                <w:color w:val="B03030"/>
+                <w:sz w:val="18"/>
+              </w:rPr>
+              <w:t>≥ 1.5</w:t>
+            </w:r>
+          </w:p>
+        </w:tc>
+        <w:tc>
+          <w:tcPr>
+            <w:tcW w:type="dxa" w:w="2160"/>
+          </w:tcPr>
+          <w:p>
+            <w:r/>
+            <w:r>
+              <w:rPr>
+                <w:rFonts w:ascii="맑은 고딕" w:hAnsi="맑은 고딕" w:eastAsia="맑은 고딕"/>
+                <w:b w:val="0"/>
+                <w:sz w:val="19"/>
+              </w:rPr>
+              <w:t>"심각한 인지 저하 의심, 즉시 상담"</w:t>
+            </w:r>
+          </w:p>
+        </w:tc>
+        <w:tc>
+          <w:tcPr>
+            <w:tcW w:type="dxa" w:w="2160"/>
+          </w:tcPr>
+          <w:p>
+            <w:r/>
+            <w:r>
+              <w:rPr>
+                <w:rFonts w:ascii="맑은 고딕" w:hAnsi="맑은 고딕" w:eastAsia="맑은 고딕"/>
+                <w:b w:val="0"/>
+                <w:sz w:val="19"/>
+              </w:rPr>
+              <w:t xml:space="preserve">사망인물·시대착오·장소혼동·계산불가 등 </w:t>
+            </w:r>
+            <w:r>
+              <w:rPr>
+                <w:rFonts w:ascii="맑은 고딕" w:hAnsi="맑은 고딕" w:eastAsia="맑은 고딕"/>
+                <w:b/>
+                <w:sz w:val="19"/>
+              </w:rPr>
+              <w:t>주의(2) 답변이 다발</w:t>
+            </w:r>
+          </w:p>
+        </w:tc>
+      </w:tr>
+    </w:tbl>
+    <w:p/>
+    <w:p>
+      <w:pPr>
+        <w:pStyle w:val="Heading3"/>
+      </w:pPr>
+      <w:r>
+        <w:rPr>
+          <w:rFonts w:ascii="맑은 고딕" w:hAnsi="맑은 고딕" w:eastAsia="맑은 고딕"/>
+          <w:b/>
+          <w:color w:val="0E4F4F"/>
+          <w:sz w:val="25"/>
+        </w:rPr>
+        <w:t>검증 결과</w:t>
+      </w:r>
+    </w:p>
+    <w:p>
+      <w:pPr>
+        <w:pStyle w:val="ListBullet"/>
+      </w:pPr>
+      <w:r>
+        <w:rPr>
+          <w:rFonts w:ascii="맑은 고딕" w:hAnsi="맑은 고딕" w:eastAsia="맑은 고딕"/>
+          <w:b/>
+        </w:rPr>
+        <w:t>판정 로직(경계값·가중평균·답변패턴 35케이스): `scripts/tier-verify.ts` → 35/35 (100%)</w:t>
+      </w:r>
+    </w:p>
+    <w:p>
+      <w:pPr>
+        <w:pStyle w:val="ListBullet"/>
+        <w:ind w:left="1152"/>
+      </w:pPr>
+      <w:r>
+        <w:rPr>
+          <w:rFonts w:ascii="맑은 고딕" w:hAnsi="맑은 고딕" w:eastAsia="맑은 고딕"/>
+          <w:b w:val="0"/>
+        </w:rPr>
+        <w:t>경계 0.3/0.8/1.5 전후 정확, "평가전(-1)" 포함.</w:t>
+      </w:r>
+    </w:p>
+    <w:p>
+      <w:pPr>
+        <w:pStyle w:val="ListBullet"/>
+      </w:pPr>
+      <w:r>
+        <w:rPr>
+          <w:rFonts w:ascii="맑은 고딕" w:hAnsi="맑은 고딕" w:eastAsia="맑은 고딕"/>
+          <w:b/>
+        </w:rPr>
+        <w:t>실제 앱 전구간(Playwright → /api/summary): `scripts/e2e-tier.mjs` → 3/3 (100%)</w:t>
+      </w:r>
+    </w:p>
+    <w:tbl>
+      <w:tblPr>
+        <w:tblStyle w:val="LightGrid-Accent1"/>
+        <w:tblW w:type="auto" w:w="0"/>
+        <w:tblLook w:firstColumn="1" w:firstRow="1" w:lastColumn="0" w:lastRow="0" w:noHBand="0" w:noVBand="1" w:val="04A0"/>
+      </w:tblPr>
+      <w:tblGrid>
+        <w:gridCol w:w="2160"/>
+        <w:gridCol w:w="2160"/>
+        <w:gridCol w:w="2160"/>
+        <w:gridCol w:w="2160"/>
+      </w:tblGrid>
+      <w:tr>
+        <w:tc>
+          <w:tcPr>
+            <w:tcW w:type="dxa" w:w="2160"/>
+            <w:shd w:val="clear" w:color="auto" w:fill="0E4F4F"/>
+          </w:tcPr>
+          <w:p>
+            <w:r/>
+            <w:r>
+              <w:rPr>
+                <w:rFonts w:ascii="맑은 고딕" w:hAnsi="맑은 고딕" w:eastAsia="맑은 고딕"/>
+                <w:b/>
+                <w:color w:val="FFFFFF"/>
+                <w:sz w:val="19"/>
+              </w:rPr>
+              <w:t>프로필</w:t>
+            </w:r>
+          </w:p>
+        </w:tc>
+        <w:tc>
+          <w:tcPr>
+            <w:tcW w:type="dxa" w:w="2160"/>
+            <w:shd w:val="clear" w:color="auto" w:fill="0E4F4F"/>
+          </w:tcPr>
+          <w:p>
+            <w:r/>
+            <w:r>
+              <w:rPr>
+                <w:rFonts w:ascii="맑은 고딕" w:hAnsi="맑은 고딕" w:eastAsia="맑은 고딕"/>
+                <w:b/>
+                <w:color w:val="FFFFFF"/>
+                <w:sz w:val="19"/>
+              </w:rPr>
+              <w:t>보낸 답변 성격</w:t>
+            </w:r>
+          </w:p>
+        </w:tc>
+        <w:tc>
+          <w:tcPr>
+            <w:tcW w:type="dxa" w:w="2160"/>
+            <w:shd w:val="clear" w:color="auto" w:fill="0E4F4F"/>
+          </w:tcPr>
+          <w:p>
+            <w:r/>
+            <w:r>
+              <w:rPr>
+                <w:rFonts w:ascii="맑은 고딕" w:hAnsi="맑은 고딕" w:eastAsia="맑은 고딕"/>
+                <w:b/>
+                <w:color w:val="FFFFFF"/>
+                <w:sz w:val="19"/>
+              </w:rPr>
+              <w:t>overallAvg</w:t>
+            </w:r>
+          </w:p>
+        </w:tc>
+        <w:tc>
+          <w:tcPr>
+            <w:tcW w:type="dxa" w:w="2160"/>
+            <w:shd w:val="clear" w:color="auto" w:fill="0E4F4F"/>
+          </w:tcPr>
+          <w:p>
+            <w:r/>
+            <w:r>
+              <w:rPr>
+                <w:rFonts w:ascii="맑은 고딕" w:hAnsi="맑은 고딕" w:eastAsia="맑은 고딕"/>
+                <w:b/>
+                <w:color w:val="FFFFFF"/>
+                <w:sz w:val="19"/>
+              </w:rPr>
+              <w:t>판정 등급</w:t>
+            </w:r>
+          </w:p>
+        </w:tc>
+      </w:tr>
+      <w:tr>
+        <w:tc>
+          <w:tcPr>
+            <w:tcW w:type="dxa" w:w="2160"/>
+          </w:tcPr>
+          <w:p>
+            <w:r/>
+            <w:r>
+              <w:rPr>
+                <w:rFonts w:ascii="맑은 고딕" w:hAnsi="맑은 고딕" w:eastAsia="맑은 고딕"/>
+                <w:b w:val="0"/>
+                <w:sz w:val="19"/>
+              </w:rPr>
+              <w:t>정상군</w:t>
+            </w:r>
+          </w:p>
+        </w:tc>
+        <w:tc>
+          <w:tcPr>
+            <w:tcW w:type="dxa" w:w="2160"/>
+          </w:tcPr>
+          <w:p>
+            <w:r/>
+            <w:r>
+              <w:rPr>
+                <w:rFonts w:ascii="맑은 고딕" w:hAnsi="맑은 고딕" w:eastAsia="맑은 고딕"/>
+                <w:b w:val="0"/>
+                <w:sz w:val="19"/>
+              </w:rPr>
+              <w:t>전부 정상 일상 답변</w:t>
+            </w:r>
+          </w:p>
+        </w:tc>
+        <w:tc>
+          <w:tcPr>
+            <w:tcW w:type="dxa" w:w="2160"/>
+          </w:tcPr>
+          <w:p>
+            <w:r/>
+            <w:r>
+              <w:rPr>
+                <w:rFonts w:ascii="맑은 고딕" w:hAnsi="맑은 고딕" w:eastAsia="맑은 고딕"/>
+                <w:b w:val="0"/>
+                <w:sz w:val="19"/>
+              </w:rPr>
+              <w:t>0.0</w:t>
+            </w:r>
+          </w:p>
+        </w:tc>
+        <w:tc>
+          <w:tcPr>
+            <w:tcW w:type="dxa" w:w="2160"/>
+          </w:tcPr>
+          <w:p>
+            <w:r/>
+            <w:r>
+              <w:rPr>
+                <w:rFonts w:ascii="맑은 고딕" w:hAnsi="맑은 고딕" w:eastAsia="맑은 고딕"/>
+                <w:b w:val="0"/>
+                <w:sz w:val="19"/>
+              </w:rPr>
+              <w:t>🟢 정상</w:t>
+            </w:r>
+          </w:p>
+        </w:tc>
+      </w:tr>
+      <w:tr>
+        <w:tc>
+          <w:tcPr>
+            <w:tcW w:type="dxa" w:w="2160"/>
+          </w:tcPr>
+          <w:p>
+            <w:r/>
+            <w:r>
+              <w:rPr>
+                <w:rFonts w:ascii="맑은 고딕" w:hAnsi="맑은 고딕" w:eastAsia="맑은 고딕"/>
+                <w:b w:val="0"/>
+                <w:sz w:val="19"/>
+              </w:rPr>
+              <w:t>혼합</w:t>
+            </w:r>
+          </w:p>
+        </w:tc>
+        <w:tc>
+          <w:tcPr>
+            <w:tcW w:type="dxa" w:w="2160"/>
+          </w:tcPr>
+          <w:p>
+            <w:r/>
+            <w:r>
+              <w:rPr>
+                <w:rFonts w:ascii="맑은 고딕" w:hAnsi="맑은 고딕" w:eastAsia="맑은 고딕"/>
+                <w:b w:val="0"/>
+                <w:sz w:val="19"/>
+              </w:rPr>
+              <w:t>이상 2 + 정상 4</w:t>
+            </w:r>
+          </w:p>
+        </w:tc>
+        <w:tc>
+          <w:tcPr>
+            <w:tcW w:type="dxa" w:w="2160"/>
+          </w:tcPr>
+          <w:p>
+            <w:r/>
+            <w:r>
+              <w:rPr>
+                <w:rFonts w:ascii="맑은 고딕" w:hAnsi="맑은 고딕" w:eastAsia="맑은 고딕"/>
+                <w:b w:val="0"/>
+                <w:sz w:val="19"/>
+              </w:rPr>
+              <w:t>1.0</w:t>
+            </w:r>
+          </w:p>
+        </w:tc>
+        <w:tc>
+          <w:tcPr>
+            <w:tcW w:type="dxa" w:w="2160"/>
+          </w:tcPr>
+          <w:p>
+            <w:r/>
+            <w:r>
+              <w:rPr>
+                <w:rFonts w:ascii="맑은 고딕" w:hAnsi="맑은 고딕" w:eastAsia="맑은 고딕"/>
+                <w:b w:val="0"/>
+                <w:sz w:val="19"/>
+              </w:rPr>
+              <w:t>🟠 중증</w:t>
+            </w:r>
+          </w:p>
+        </w:tc>
+      </w:tr>
+      <w:tr>
+        <w:tc>
+          <w:tcPr>
+            <w:tcW w:type="dxa" w:w="2160"/>
+          </w:tcPr>
+          <w:p>
+            <w:r/>
+            <w:r>
+              <w:rPr>
+                <w:rFonts w:ascii="맑은 고딕" w:hAnsi="맑은 고딕" w:eastAsia="맑은 고딕"/>
+                <w:b w:val="0"/>
+                <w:sz w:val="19"/>
+              </w:rPr>
+              <w:t>이상다발</w:t>
+            </w:r>
+          </w:p>
+        </w:tc>
+        <w:tc>
+          <w:tcPr>
+            <w:tcW w:type="dxa" w:w="2160"/>
+          </w:tcPr>
+          <w:p>
+            <w:r/>
+            <w:r>
+              <w:rPr>
+                <w:rFonts w:ascii="맑은 고딕" w:hAnsi="맑은 고딕" w:eastAsia="맑은 고딕"/>
+                <w:b w:val="0"/>
+                <w:sz w:val="19"/>
+              </w:rPr>
+              <w:t>이상 6(사망인물·뉴욕·계산불가 등)</w:t>
+            </w:r>
+          </w:p>
+        </w:tc>
+        <w:tc>
+          <w:tcPr>
+            <w:tcW w:type="dxa" w:w="2160"/>
+          </w:tcPr>
+          <w:p>
+            <w:r/>
+            <w:r>
+              <w:rPr>
+                <w:rFonts w:ascii="맑은 고딕" w:hAnsi="맑은 고딕" w:eastAsia="맑은 고딕"/>
+                <w:b w:val="0"/>
+                <w:sz w:val="19"/>
+              </w:rPr>
+              <w:t>1.71</w:t>
+            </w:r>
+          </w:p>
+        </w:tc>
+        <w:tc>
+          <w:tcPr>
+            <w:tcW w:type="dxa" w:w="2160"/>
+          </w:tcPr>
+          <w:p>
+            <w:r/>
+            <w:r>
+              <w:rPr>
+                <w:rFonts w:ascii="맑은 고딕" w:hAnsi="맑은 고딕" w:eastAsia="맑은 고딕"/>
+                <w:b w:val="0"/>
+                <w:sz w:val="19"/>
+              </w:rPr>
+              <w:t>🔴 고위험</w:t>
+            </w:r>
+          </w:p>
+        </w:tc>
+      </w:tr>
+    </w:tbl>
+    <w:p/>
+    <w:p>
+      <w:r>
+        <w:rPr>
+          <w:rFonts w:ascii="맑은 고딕" w:hAnsi="맑은 고딕" w:eastAsia="맑은 고딕"/>
+          <w:b w:val="0"/>
+        </w:rPr>
+        <w:t xml:space="preserve">→ </w:t>
+      </w:r>
+      <w:r>
+        <w:rPr>
+          <w:rFonts w:ascii="맑은 고딕" w:hAnsi="맑은 고딕" w:eastAsia="맑은 고딕"/>
+          <w:b/>
+        </w:rPr>
+        <w:t>답변이 나빠질수록 등급이 정확히 상승</w:t>
+      </w:r>
+      <w:r>
+        <w:rPr>
+          <w:rFonts w:ascii="맑은 고딕" w:hAnsi="맑은 고딕" w:eastAsia="맑은 고딕"/>
+          <w:b w:val="0"/>
+        </w:rPr>
+        <w:t>(0.0 → 1.0 → 1.71). 단조성·경계 모두 설계대로.</w:t>
+      </w:r>
+    </w:p>
+    <w:p>
+      <w:pPr>
+        <w:pStyle w:val="Heading3"/>
+      </w:pPr>
+      <w:r>
+        <w:rPr>
+          <w:rFonts w:ascii="맑은 고딕" w:hAnsi="맑은 고딕" w:eastAsia="맑은 고딕"/>
+          <w:b/>
+          <w:color w:val="0E4F4F"/>
+          <w:sz w:val="25"/>
+        </w:rPr>
+        <w:t>재발방지 (코드 개선)</w:t>
+      </w:r>
+    </w:p>
+    <w:p>
+      <w:pPr>
+        <w:pStyle w:val="ListBullet"/>
+      </w:pPr>
+      <w:r>
+        <w:rPr>
+          <w:rFonts w:ascii="맑은 고딕" w:hAnsi="맑은 고딕" w:eastAsia="맑은 고딕"/>
+          <w:b w:val="0"/>
+        </w:rPr>
+        <w:t xml:space="preserve">등급 판정을 </w:t>
+      </w:r>
+      <w:r>
+        <w:rPr>
+          <w:rFonts w:ascii="Consolas" w:hAnsi="Consolas" w:eastAsia="맑은 고딕"/>
+          <w:b w:val="0"/>
+          <w:color w:val="B03030"/>
+          <w:sz w:val="20"/>
+        </w:rPr>
+        <w:t>lib/health/severity.ts</w:t>
+      </w:r>
+      <w:r>
+        <w:rPr>
+          <w:rFonts w:ascii="맑은 고딕" w:hAnsi="맑은 고딕" w:eastAsia="맑은 고딕"/>
+          <w:b w:val="0"/>
+        </w:rPr>
+        <w:t xml:space="preserve"> 순수 함수(</w:t>
+      </w:r>
+      <w:r>
+        <w:rPr>
+          <w:rFonts w:ascii="Consolas" w:hAnsi="Consolas" w:eastAsia="맑은 고딕"/>
+          <w:b w:val="0"/>
+          <w:color w:val="B03030"/>
+          <w:sz w:val="20"/>
+        </w:rPr>
+        <w:t>computeOverallAvg</w:t>
+      </w:r>
+      <w:r>
+        <w:rPr>
+          <w:rFonts w:ascii="맑은 고딕" w:hAnsi="맑은 고딕" w:eastAsia="맑은 고딕"/>
+          <w:b w:val="0"/>
+        </w:rPr>
+        <w:t xml:space="preserve">, </w:t>
+      </w:r>
+      <w:r>
+        <w:rPr>
+          <w:rFonts w:ascii="Consolas" w:hAnsi="Consolas" w:eastAsia="맑은 고딕"/>
+          <w:b w:val="0"/>
+          <w:color w:val="B03030"/>
+          <w:sz w:val="20"/>
+        </w:rPr>
+        <w:t>classifySeverity</w:t>
+      </w:r>
+      <w:r>
+        <w:rPr>
+          <w:rFonts w:ascii="맑은 고딕" w:hAnsi="맑은 고딕" w:eastAsia="맑은 고딕"/>
+          <w:b w:val="0"/>
+        </w:rPr>
+        <w:t xml:space="preserve">)로 </w:t>
+      </w:r>
+      <w:r>
+        <w:rPr>
+          <w:rFonts w:ascii="맑은 고딕" w:hAnsi="맑은 고딕" w:eastAsia="맑은 고딕"/>
+          <w:b/>
+        </w:rPr>
+        <w:t>분리</w:t>
+      </w:r>
+      <w:r>
+        <w:rPr>
+          <w:rFonts w:ascii="맑은 고딕" w:hAnsi="맑은 고딕" w:eastAsia="맑은 고딕"/>
+          <w:b w:val="0"/>
+        </w:rPr>
+        <w:t xml:space="preserve"> → summary route가 import. 임계값 변경 시 </w:t>
+      </w:r>
+      <w:r>
+        <w:rPr>
+          <w:rFonts w:ascii="Consolas" w:hAnsi="Consolas" w:eastAsia="맑은 고딕"/>
+          <w:b w:val="0"/>
+          <w:color w:val="B03030"/>
+          <w:sz w:val="20"/>
+        </w:rPr>
+        <w:t>tier-verify.ts</w:t>
+      </w:r>
+      <w:r>
+        <w:rPr>
+          <w:rFonts w:ascii="맑은 고딕" w:hAnsi="맑은 고딕" w:eastAsia="맑은 고딕"/>
+          <w:b w:val="0"/>
+        </w:rPr>
+        <w:t xml:space="preserve">가 즉시 회귀 검출. summary 응답에 </w:t>
+      </w:r>
+      <w:r>
+        <w:rPr>
+          <w:rFonts w:ascii="Consolas" w:hAnsi="Consolas" w:eastAsia="맑은 고딕"/>
+          <w:b w:val="0"/>
+          <w:color w:val="B03030"/>
+          <w:sz w:val="20"/>
+        </w:rPr>
+        <w:t>severityTier</w:t>
+      </w:r>
+      <w:r>
+        <w:rPr>
+          <w:rFonts w:ascii="맑은 고딕" w:hAnsi="맑은 고딕" w:eastAsia="맑은 고딕"/>
+          <w:b w:val="0"/>
+        </w:rPr>
+        <w:t xml:space="preserve"> 필드 추가(대시보드 직접 사용 가능).</w:t>
+      </w:r>
+    </w:p>
+    <w:p/>
+    <w:p>
+      <w:pPr>
+        <w:pStyle w:val="Heading2"/>
+      </w:pPr>
+      <w:r>
+        <w:rPr>
+          <w:rFonts w:ascii="맑은 고딕" w:hAnsi="맑은 고딕" w:eastAsia="맑은 고딕"/>
+          <w:b/>
+          <w:color w:val="0E4F4F"/>
+          <w:sz w:val="30"/>
+        </w:rPr>
         <w:t>3. 실제 앱 전구간 검증 (Playwright e2e)</w:t>
       </w:r>
     </w:p>
